--- a/PowerBI/PowerBI-Project_Report.docx
+++ b/PowerBI/PowerBI-Project_Report.docx
@@ -24043,6 +24043,7 @@
         </w:numPr>
         <w:spacing w:line="360" w:lineRule="auto"/>
         <w:ind w:left="1800"/>
+        <w:jc w:val="both"/>
         <w:rPr>
           <w:sz w:val="24"/>
           <w:szCs w:val="24"/>
